--- a/single_cell_standard_pipeline/single-cell Standard Operating Procedure.docx
+++ b/single_cell_standard_pipeline/single-cell Standard Operating Procedure.docx
@@ -7,7 +7,7 @@
         <w:pStyle w:val="Title"/>
       </w:pPr>
       <w:r>
-        <w:t>Standard Operating Procedure (SOP): An Eleven-Script scRNA-Seq Analysis Pipeline</w:t>
+        <w:t>Standard Operating Procedure (SOP): A Modular Multi-Script scRNA-Seq Analysis Pipeline</w:t>
       </w:r>
     </w:p>
     <w:p>
@@ -39,7 +39,7 @@
         <w:pStyle w:val="Heading2"/>
       </w:pPr>
       <w:r>
-        <w:t>An Eleven-Script scRNA-Seq Analysis Pipeline</w:t>
+        <w:t>A Modular Multi-Script scRNA-Seq Analysis Pipeline</w:t>
       </w:r>
     </w:p>
     <w:p>
@@ -47,7 +47,7 @@
         <w:pStyle w:val="FirstParagraph"/>
       </w:pPr>
       <w:r>
-        <w:t>Version: 7.0 | Date: July 2026 | Authors: CaiLab &amp; ChapkinLab</w:t>
+        <w:t>Version: 8.0 | Date: October 2026 | Authors: CaiLab &amp; ChapkinLab</w:t>
       </w:r>
     </w:p>
     <w:p>
@@ -8788,6 +8788,214 @@
       </w:pPr>
       <w:r>
         <w:t>Jin S, Guerrero-Juarez CF, Zhang L, et al. Inference and analysis of cell-cell communication using CellChat. Nature Communications, 2021.</w:t>
+      </w:r>
+    </w:p>
+    <w:p>
+      <w:pPr>
+        <w:pStyle w:val="Heading2"/>
+      </w:pPr>
+      <w:r>
+        <w:t xml:space="preserve">16. Version 8.0 Update (October 2026)</w:t>
+      </w:r>
+    </w:p>
+    <w:p>
+      <w:pPr>
+        <w:pStyle w:val="BodyText"/>
+      </w:pPr>
+      <w:r>
+        <w:t xml:space="preserve">Version 8.0 makes the pipeline portable across machines and datasets, adds two differential-expression methods alongside MAST, an optional SCTransform embedding path, a complete SCENIC regulon-analysis workflow (Scripts 12a-12c), and a scTenifoldNet differential-network step (Script 13). The Nr4a1 colon KO study remains the default configuration.</w:t>
+      </w:r>
+    </w:p>
+    <w:p>
+      <w:pPr>
+        <w:pStyle w:val="Heading3"/>
+      </w:pPr>
+      <w:r>
+        <w:t xml:space="preserve">16.1 Portable configuration (config.R)</w:t>
+      </w:r>
+    </w:p>
+    <w:p>
+      <w:pPr>
+        <w:pStyle w:val="BodyText"/>
+      </w:pPr>
+      <w:r>
+        <w:t xml:space="preserve">All machine- and project-specific settings now live in a single file, config.R, which every numbered script sources first; you no longer edit ROOT_PATH or PROJECT_NAME in each script. Defaults target the Nr4a1 study (PROJECT_NAME = "Nr4a1_s17_ack"). Override without editing code by exporting environment variables, and run scripts from the pipeline directory (or set NR4A1_CONFIG to config.R's full path):</w:t>
+      </w:r>
+    </w:p>
+    <w:p>
+      <w:pPr>
+        <w:pStyle w:val="SourceCode"/>
+      </w:pPr>
+      <w:r>
+        <w:t xml:space="preserve">export NR4A1_PROJECT=Wu_Diet_project2</w:t>
+      </w:r>
+    </w:p>
+    <w:p>
+      <w:pPr>
+        <w:pStyle w:val="SourceCode"/>
+      </w:pPr>
+      <w:r>
+        <w:t xml:space="preserve">export NR4A1_ROOT=/path/to/project/r_process</w:t>
+      </w:r>
+    </w:p>
+    <w:p>
+      <w:pPr>
+        <w:pStyle w:val="BodyText"/>
+      </w:pPr>
+      <w:r>
+        <w:t xml:space="preserve">The same NR4A1_* variables also drive the Python side (12b, run_pyscenic2.sh, scenic.sh), so one export block configures the whole pipeline. Note: scripts 02-06 and 08 previously pointed at the Wu diet project and now default to Nr4a1 like the rest.</w:t>
+      </w:r>
+    </w:p>
+    <w:p>
+      <w:pPr>
+        <w:pStyle w:val="Heading3"/>
+      </w:pPr>
+      <w:r>
+        <w:t xml:space="preserve">16.2 Differential expression - three methods (Script 07)</w:t>
+      </w:r>
+    </w:p>
+    <w:p>
+      <w:pPr>
+        <w:pStyle w:val="BodyText"/>
+      </w:pPr>
+      <w:r>
+        <w:t xml:space="preserve">Script 07 now runs up to three complementary DE tests per cell type and contrast, each with Enrichr over-representation and a differential-variability (SplineDV) overlap:</w:t>
+      </w:r>
+    </w:p>
+    <w:p>
+      <w:pPr>
+        <w:pStyle w:val="BodyText"/>
+      </w:pPr>
+      <w:r>
+        <w:t xml:space="preserve">— MAST (default): sample-aware at the cell level via latent.vars = SampleID.</w:t>
+      </w:r>
+    </w:p>
+    <w:p>
+      <w:pPr>
+        <w:pStyle w:val="BodyText"/>
+      </w:pPr>
+      <w:r>
+        <w:t xml:space="preserve">— Wilcoxon (RUN_WILCOX): sample-naive; recovers strong mean shifts MAST misses under sample confounding, but its p-values are anti-conservative (pseudoreplication).</w:t>
+      </w:r>
+    </w:p>
+    <w:p>
+      <w:pPr>
+        <w:pStyle w:val="BodyText"/>
+      </w:pPr>
+      <w:r>
+        <w:t xml:space="preserve">— edgeR pseudobulk (RUN_EDGER): counts summed per SampleID, then a negative-binomial GLM across samples - the statistically correct sample-aware test for replicated designs; requires at least two samples per group, so sex-split contrasts with a single animal are skipped.</w:t>
+      </w:r>
+    </w:p>
+    <w:p>
+      <w:pPr>
+        <w:pStyle w:val="BodyText"/>
+      </w:pPr>
+      <w:r>
+        <w:t xml:space="preserve">DV-only enrichment is now saved; every test is overlapped with the pval &lt;= 0.05 SplineDV gene set; outputs are organized into per-cell-type subfolders. Summary figures span all methods: a collective DE grid (signed up/down with counts on the bars), one figure per method, and a separate unsigned SplineDV figure. The Ensembl identifier is the first column of every sheet for PathVisio/WikiPathways.</w:t>
+      </w:r>
+    </w:p>
+    <w:p>
+      <w:pPr>
+        <w:pStyle w:val="BodyText"/>
+      </w:pPr>
+      <w:r>
+        <w:t xml:space="preserve">Caveat: when replication is thin (e.g. one animal per group after sex-splitting), MAST + SampleID is conservative and may drop obvious genes, plain Wilcoxon is anti-conservative, and edgeR pseudobulk is the honest middle ground. Report genes supported by more than one method.</w:t>
+      </w:r>
+    </w:p>
+    <w:p>
+      <w:pPr>
+        <w:pStyle w:val="Heading3"/>
+      </w:pPr>
+      <w:r>
+        <w:t xml:space="preserve">16.3 Embedding normalization - SCTransform toggle (Scripts 01, 03-05)</w:t>
+      </w:r>
+    </w:p>
+    <w:p>
+      <w:pPr>
+        <w:pStyle w:val="BodyText"/>
+      </w:pPr>
+      <w:r>
+        <w:t xml:space="preserve">The embedding/clustering normalization is now a toggle. NORMALIZATION = "LogNormalize" (default) is the classic path; "SCT" swaps in SCTransform v2 (glmGamPoi) before PCA and Harmony. This affects only the SCT assay used for the UMAP and clusters; the RNA assay is left LogNormalized, so differential expression (Scripts 07/09) is unchanged. SCTransform already models sequencing depth, so never regress nCount_RNA; percent_mt is a legitimate quality covariate (SCT_VARS_TO_REGRESS), but regressing it can erase real signal if mitochondrial fraction differs by condition or cell type - a runtime note is printed when it is used. The subannotation scripts expose the same toggle (SUBCLUSTER_NORMALIZATION) and now emit both an un-integrated and a Harmony-corrected embedding so batch effects can be compared.</w:t>
+      </w:r>
+    </w:p>
+    <w:p>
+      <w:pPr>
+        <w:pStyle w:val="Heading3"/>
+      </w:pPr>
+      <w:r>
+        <w:t xml:space="preserve">16.4 Regulon analysis - SCENIC (Scripts 12a-12c)</w:t>
+      </w:r>
+    </w:p>
+    <w:p>
+      <w:pPr>
+        <w:pStyle w:val="BodyText"/>
+      </w:pPr>
+      <w:r>
+        <w:t xml:space="preserve">Transcription-factor regulon activity is inferred with pySCENIC. Script 12a exports per-label (cell type x sex) raw-count looms. The Python runner 12b performs grn -&gt; ctx -&gt; aucell and writes aucell.csv (per-cell regulon activity) and regulons.p per label, in a dedicated conda environment specified by environment.yml. Script 12c reads aucell.csv back into R, attaches an "AUC" assay to the Seurat object, and produces FeaturePlot, violin, and mean-AUC heatmap views. Two helpers wrap the run: run_pyscenic2.sh (conda activation, libstdc++ preload, single-thread BLAS) and scenic.sh (status | watch | run | stop | clean | fresh).</w:t>
+      </w:r>
+    </w:p>
+    <w:p>
+      <w:pPr>
+        <w:pStyle w:val="SourceCode"/>
+      </w:pPr>
+      <w:r>
+        <w:t xml:space="preserve">Rscript 12a_export_for_pyscenic.R</w:t>
+      </w:r>
+    </w:p>
+    <w:p>
+      <w:pPr>
+        <w:pStyle w:val="SourceCode"/>
+      </w:pPr>
+      <w:r>
+        <w:t xml:space="preserve">./scenic.sh run</w:t>
+      </w:r>
+    </w:p>
+    <w:p>
+      <w:pPr>
+        <w:pStyle w:val="SourceCode"/>
+      </w:pPr>
+      <w:r>
+        <w:t xml:space="preserve">Rscript 12c_load_pyscenic_results.R</w:t>
+      </w:r>
+    </w:p>
+    <w:p>
+      <w:pPr>
+        <w:pStyle w:val="BodyText"/>
+      </w:pPr>
+      <w:r>
+        <w:t xml:space="preserve">Because 12b defaults to EXPORT_LOOM = False, no _pyscenic.loom is produced and aucell.csv is the source of truth. High regulon AUC means the TF's inferred targets are coordinately expressed, not literal TF on/off.</w:t>
+      </w:r>
+    </w:p>
+    <w:p>
+      <w:pPr>
+        <w:pStyle w:val="Heading3"/>
+      </w:pPr>
+      <w:r>
+        <w:t xml:space="preserve">16.5 Differential regulatory networks - scTenifoldNet (Script 13)</w:t>
+      </w:r>
+    </w:p>
+    <w:p>
+      <w:pPr>
+        <w:pStyle w:val="BodyText"/>
+      </w:pPr>
+      <w:r>
+        <w:t xml:space="preserve">Script 13 compares gene-regulatory networks between two conditions per cell type (pcNet -&gt; manifoldAlignment -&gt; dRegulation) and enriches the differentially regulated genes. A resume mechanism (SKIP_IF_DONE) skips any contrast x cell type whose output spreadsheet already exists with a non-empty result sheet, so an interrupted run (e.g. a reboot) restarts cleanly without recomputing finished pairs.</w:t>
+      </w:r>
+    </w:p>
+    <w:p>
+      <w:pPr>
+        <w:pStyle w:val="Heading3"/>
+      </w:pPr>
+      <w:r>
+        <w:t xml:space="preserve">16.6 New and changed files</w:t>
+      </w:r>
+    </w:p>
+    <w:p>
+      <w:pPr>
+        <w:pStyle w:val="BodyText"/>
+      </w:pPr>
+      <w:r>
+        <w:t xml:space="preserve">New: config.R; 12a / 12b / 12c (SCENIC); 13 (scTenifoldNet); 07b (post-hoc DE summary); scenic.sh; run_pyscenic2.sh; environment.yml; setup_python_env.sh. The TamuScDSC package gained an SCTransform path in integrate_data() and process_and_extract_cell_types() - see ?integrate_data and browseVignettes("TamuScDSC"). The pipeline is therefore no longer strictly eleven scripts.</w:t>
       </w:r>
     </w:p>
     <w:sectPr>
